--- a/evrak/olcme/proje-odevi.docx
+++ b/evrak/olcme/proje-odevi.docx
@@ -281,19 +281,6 @@
     </w:tbl>
     <w:p>
       <w:pPr>
-        <w:spacing w:after="40"/>
-        <w:jc w:val="left"/>
-      </w:pPr>
-      <w:r>
-        <w:rPr>
-          <w:b w:val="0"/>
-          <w:sz w:val="18"/>
-        </w:rPr>
-        <w:t>Sınıf listesi: {OGRENCILER}</w:t>
-      </w:r>
-    </w:p>
-    <w:p>
-      <w:pPr>
         <w:spacing w:after="80"/>
         <w:jc w:val="left"/>
       </w:pPr>
@@ -447,6 +434,7 @@
               <w:rPr>
                 <w:sz w:val="20"/>
               </w:rPr>
+              <w:t>{OGRENCI1}</w:t>
             </w:r>
           </w:p>
         </w:tc>
@@ -515,6 +503,7 @@
               <w:rPr>
                 <w:sz w:val="20"/>
               </w:rPr>
+              <w:t>{OGRENCI2}</w:t>
             </w:r>
           </w:p>
         </w:tc>
@@ -583,6 +572,7 @@
               <w:rPr>
                 <w:sz w:val="20"/>
               </w:rPr>
+              <w:t>{OGRENCI3}</w:t>
             </w:r>
           </w:p>
         </w:tc>
@@ -651,6 +641,7 @@
               <w:rPr>
                 <w:sz w:val="20"/>
               </w:rPr>
+              <w:t>{OGRENCI4}</w:t>
             </w:r>
           </w:p>
         </w:tc>
@@ -719,6 +710,7 @@
               <w:rPr>
                 <w:sz w:val="20"/>
               </w:rPr>
+              <w:t>{OGRENCI5}</w:t>
             </w:r>
           </w:p>
         </w:tc>
@@ -787,6 +779,7 @@
               <w:rPr>
                 <w:sz w:val="20"/>
               </w:rPr>
+              <w:t>{OGRENCI6}</w:t>
             </w:r>
           </w:p>
         </w:tc>
@@ -855,6 +848,7 @@
               <w:rPr>
                 <w:sz w:val="20"/>
               </w:rPr>
+              <w:t>{OGRENCI7}</w:t>
             </w:r>
           </w:p>
         </w:tc>
@@ -923,6 +917,7 @@
               <w:rPr>
                 <w:sz w:val="20"/>
               </w:rPr>
+              <w:t>{OGRENCI8}</w:t>
             </w:r>
           </w:p>
         </w:tc>
@@ -991,6 +986,7 @@
               <w:rPr>
                 <w:sz w:val="20"/>
               </w:rPr>
+              <w:t>{OGRENCI9}</w:t>
             </w:r>
           </w:p>
         </w:tc>
@@ -1059,6 +1055,7 @@
               <w:rPr>
                 <w:sz w:val="20"/>
               </w:rPr>
+              <w:t>{OGRENCI10}</w:t>
             </w:r>
           </w:p>
         </w:tc>
@@ -1127,6 +1124,7 @@
               <w:rPr>
                 <w:sz w:val="20"/>
               </w:rPr>
+              <w:t>{OGRENCI11}</w:t>
             </w:r>
           </w:p>
         </w:tc>
@@ -1195,6 +1193,7 @@
               <w:rPr>
                 <w:sz w:val="20"/>
               </w:rPr>
+              <w:t>{OGRENCI12}</w:t>
             </w:r>
           </w:p>
         </w:tc>
@@ -1263,6 +1262,7 @@
               <w:rPr>
                 <w:sz w:val="20"/>
               </w:rPr>
+              <w:t>{OGRENCI13}</w:t>
             </w:r>
           </w:p>
         </w:tc>
@@ -1331,6 +1331,7 @@
               <w:rPr>
                 <w:sz w:val="20"/>
               </w:rPr>
+              <w:t>{OGRENCI14}</w:t>
             </w:r>
           </w:p>
         </w:tc>
@@ -1399,6 +1400,7 @@
               <w:rPr>
                 <w:sz w:val="20"/>
               </w:rPr>
+              <w:t>{OGRENCI15}</w:t>
             </w:r>
           </w:p>
         </w:tc>
@@ -1467,6 +1469,7 @@
               <w:rPr>
                 <w:sz w:val="20"/>
               </w:rPr>
+              <w:t>{OGRENCI16}</w:t>
             </w:r>
           </w:p>
         </w:tc>
@@ -1535,6 +1538,7 @@
               <w:rPr>
                 <w:sz w:val="20"/>
               </w:rPr>
+              <w:t>{OGRENCI17}</w:t>
             </w:r>
           </w:p>
         </w:tc>
@@ -1603,6 +1607,7 @@
               <w:rPr>
                 <w:sz w:val="20"/>
               </w:rPr>
+              <w:t>{OGRENCI18}</w:t>
             </w:r>
           </w:p>
         </w:tc>
@@ -1671,6 +1676,7 @@
               <w:rPr>
                 <w:sz w:val="20"/>
               </w:rPr>
+              <w:t>{OGRENCI19}</w:t>
             </w:r>
           </w:p>
         </w:tc>
@@ -1739,6 +1745,697 @@
               <w:rPr>
                 <w:sz w:val="20"/>
               </w:rPr>
+              <w:t>{OGRENCI20}</w:t>
+            </w:r>
+          </w:p>
+        </w:tc>
+        <w:tc>
+          <w:tcPr>
+            <w:tcW w:type="dxa" w:w="3515"/>
+          </w:tcPr>
+          <w:p>
+            <w:r/>
+            <w:r>
+              <w:rPr>
+                <w:sz w:val="20"/>
+              </w:rPr>
+            </w:r>
+          </w:p>
+        </w:tc>
+        <w:tc>
+          <w:tcPr>
+            <w:tcW w:type="dxa" w:w="1701"/>
+          </w:tcPr>
+          <w:p>
+            <w:r/>
+            <w:r>
+              <w:rPr>
+                <w:sz w:val="20"/>
+              </w:rPr>
+            </w:r>
+          </w:p>
+        </w:tc>
+        <w:tc>
+          <w:tcPr>
+            <w:tcW w:type="dxa" w:w="1134"/>
+          </w:tcPr>
+          <w:p>
+            <w:r/>
+            <w:r>
+              <w:rPr>
+                <w:sz w:val="20"/>
+              </w:rPr>
+            </w:r>
+          </w:p>
+        </w:tc>
+      </w:tr>
+      <w:tr>
+        <w:tc>
+          <w:tcPr>
+            <w:tcW w:type="dxa" w:w="794"/>
+          </w:tcPr>
+          <w:p>
+            <w:r/>
+            <w:r>
+              <w:rPr>
+                <w:sz w:val="20"/>
+              </w:rPr>
+              <w:t>21</w:t>
+            </w:r>
+          </w:p>
+        </w:tc>
+        <w:tc>
+          <w:tcPr>
+            <w:tcW w:type="dxa" w:w="3061"/>
+          </w:tcPr>
+          <w:p>
+            <w:r/>
+            <w:r>
+              <w:rPr>
+                <w:sz w:val="20"/>
+              </w:rPr>
+              <w:t>{OGRENCI21}</w:t>
+            </w:r>
+          </w:p>
+        </w:tc>
+        <w:tc>
+          <w:tcPr>
+            <w:tcW w:type="dxa" w:w="3515"/>
+          </w:tcPr>
+          <w:p>
+            <w:r/>
+            <w:r>
+              <w:rPr>
+                <w:sz w:val="20"/>
+              </w:rPr>
+            </w:r>
+          </w:p>
+        </w:tc>
+        <w:tc>
+          <w:tcPr>
+            <w:tcW w:type="dxa" w:w="1701"/>
+          </w:tcPr>
+          <w:p>
+            <w:r/>
+            <w:r>
+              <w:rPr>
+                <w:sz w:val="20"/>
+              </w:rPr>
+            </w:r>
+          </w:p>
+        </w:tc>
+        <w:tc>
+          <w:tcPr>
+            <w:tcW w:type="dxa" w:w="1134"/>
+          </w:tcPr>
+          <w:p>
+            <w:r/>
+            <w:r>
+              <w:rPr>
+                <w:sz w:val="20"/>
+              </w:rPr>
+            </w:r>
+          </w:p>
+        </w:tc>
+      </w:tr>
+      <w:tr>
+        <w:tc>
+          <w:tcPr>
+            <w:tcW w:type="dxa" w:w="794"/>
+          </w:tcPr>
+          <w:p>
+            <w:r/>
+            <w:r>
+              <w:rPr>
+                <w:sz w:val="20"/>
+              </w:rPr>
+              <w:t>22</w:t>
+            </w:r>
+          </w:p>
+        </w:tc>
+        <w:tc>
+          <w:tcPr>
+            <w:tcW w:type="dxa" w:w="3061"/>
+          </w:tcPr>
+          <w:p>
+            <w:r/>
+            <w:r>
+              <w:rPr>
+                <w:sz w:val="20"/>
+              </w:rPr>
+              <w:t>{OGRENCI22}</w:t>
+            </w:r>
+          </w:p>
+        </w:tc>
+        <w:tc>
+          <w:tcPr>
+            <w:tcW w:type="dxa" w:w="3515"/>
+          </w:tcPr>
+          <w:p>
+            <w:r/>
+            <w:r>
+              <w:rPr>
+                <w:sz w:val="20"/>
+              </w:rPr>
+            </w:r>
+          </w:p>
+        </w:tc>
+        <w:tc>
+          <w:tcPr>
+            <w:tcW w:type="dxa" w:w="1701"/>
+          </w:tcPr>
+          <w:p>
+            <w:r/>
+            <w:r>
+              <w:rPr>
+                <w:sz w:val="20"/>
+              </w:rPr>
+            </w:r>
+          </w:p>
+        </w:tc>
+        <w:tc>
+          <w:tcPr>
+            <w:tcW w:type="dxa" w:w="1134"/>
+          </w:tcPr>
+          <w:p>
+            <w:r/>
+            <w:r>
+              <w:rPr>
+                <w:sz w:val="20"/>
+              </w:rPr>
+            </w:r>
+          </w:p>
+        </w:tc>
+      </w:tr>
+      <w:tr>
+        <w:tc>
+          <w:tcPr>
+            <w:tcW w:type="dxa" w:w="794"/>
+          </w:tcPr>
+          <w:p>
+            <w:r/>
+            <w:r>
+              <w:rPr>
+                <w:sz w:val="20"/>
+              </w:rPr>
+              <w:t>23</w:t>
+            </w:r>
+          </w:p>
+        </w:tc>
+        <w:tc>
+          <w:tcPr>
+            <w:tcW w:type="dxa" w:w="3061"/>
+          </w:tcPr>
+          <w:p>
+            <w:r/>
+            <w:r>
+              <w:rPr>
+                <w:sz w:val="20"/>
+              </w:rPr>
+              <w:t>{OGRENCI23}</w:t>
+            </w:r>
+          </w:p>
+        </w:tc>
+        <w:tc>
+          <w:tcPr>
+            <w:tcW w:type="dxa" w:w="3515"/>
+          </w:tcPr>
+          <w:p>
+            <w:r/>
+            <w:r>
+              <w:rPr>
+                <w:sz w:val="20"/>
+              </w:rPr>
+            </w:r>
+          </w:p>
+        </w:tc>
+        <w:tc>
+          <w:tcPr>
+            <w:tcW w:type="dxa" w:w="1701"/>
+          </w:tcPr>
+          <w:p>
+            <w:r/>
+            <w:r>
+              <w:rPr>
+                <w:sz w:val="20"/>
+              </w:rPr>
+            </w:r>
+          </w:p>
+        </w:tc>
+        <w:tc>
+          <w:tcPr>
+            <w:tcW w:type="dxa" w:w="1134"/>
+          </w:tcPr>
+          <w:p>
+            <w:r/>
+            <w:r>
+              <w:rPr>
+                <w:sz w:val="20"/>
+              </w:rPr>
+            </w:r>
+          </w:p>
+        </w:tc>
+      </w:tr>
+      <w:tr>
+        <w:tc>
+          <w:tcPr>
+            <w:tcW w:type="dxa" w:w="794"/>
+          </w:tcPr>
+          <w:p>
+            <w:r/>
+            <w:r>
+              <w:rPr>
+                <w:sz w:val="20"/>
+              </w:rPr>
+              <w:t>24</w:t>
+            </w:r>
+          </w:p>
+        </w:tc>
+        <w:tc>
+          <w:tcPr>
+            <w:tcW w:type="dxa" w:w="3061"/>
+          </w:tcPr>
+          <w:p>
+            <w:r/>
+            <w:r>
+              <w:rPr>
+                <w:sz w:val="20"/>
+              </w:rPr>
+              <w:t>{OGRENCI24}</w:t>
+            </w:r>
+          </w:p>
+        </w:tc>
+        <w:tc>
+          <w:tcPr>
+            <w:tcW w:type="dxa" w:w="3515"/>
+          </w:tcPr>
+          <w:p>
+            <w:r/>
+            <w:r>
+              <w:rPr>
+                <w:sz w:val="20"/>
+              </w:rPr>
+            </w:r>
+          </w:p>
+        </w:tc>
+        <w:tc>
+          <w:tcPr>
+            <w:tcW w:type="dxa" w:w="1701"/>
+          </w:tcPr>
+          <w:p>
+            <w:r/>
+            <w:r>
+              <w:rPr>
+                <w:sz w:val="20"/>
+              </w:rPr>
+            </w:r>
+          </w:p>
+        </w:tc>
+        <w:tc>
+          <w:tcPr>
+            <w:tcW w:type="dxa" w:w="1134"/>
+          </w:tcPr>
+          <w:p>
+            <w:r/>
+            <w:r>
+              <w:rPr>
+                <w:sz w:val="20"/>
+              </w:rPr>
+            </w:r>
+          </w:p>
+        </w:tc>
+      </w:tr>
+      <w:tr>
+        <w:tc>
+          <w:tcPr>
+            <w:tcW w:type="dxa" w:w="794"/>
+          </w:tcPr>
+          <w:p>
+            <w:r/>
+            <w:r>
+              <w:rPr>
+                <w:sz w:val="20"/>
+              </w:rPr>
+              <w:t>25</w:t>
+            </w:r>
+          </w:p>
+        </w:tc>
+        <w:tc>
+          <w:tcPr>
+            <w:tcW w:type="dxa" w:w="3061"/>
+          </w:tcPr>
+          <w:p>
+            <w:r/>
+            <w:r>
+              <w:rPr>
+                <w:sz w:val="20"/>
+              </w:rPr>
+              <w:t>{OGRENCI25}</w:t>
+            </w:r>
+          </w:p>
+        </w:tc>
+        <w:tc>
+          <w:tcPr>
+            <w:tcW w:type="dxa" w:w="3515"/>
+          </w:tcPr>
+          <w:p>
+            <w:r/>
+            <w:r>
+              <w:rPr>
+                <w:sz w:val="20"/>
+              </w:rPr>
+            </w:r>
+          </w:p>
+        </w:tc>
+        <w:tc>
+          <w:tcPr>
+            <w:tcW w:type="dxa" w:w="1701"/>
+          </w:tcPr>
+          <w:p>
+            <w:r/>
+            <w:r>
+              <w:rPr>
+                <w:sz w:val="20"/>
+              </w:rPr>
+            </w:r>
+          </w:p>
+        </w:tc>
+        <w:tc>
+          <w:tcPr>
+            <w:tcW w:type="dxa" w:w="1134"/>
+          </w:tcPr>
+          <w:p>
+            <w:r/>
+            <w:r>
+              <w:rPr>
+                <w:sz w:val="20"/>
+              </w:rPr>
+            </w:r>
+          </w:p>
+        </w:tc>
+      </w:tr>
+      <w:tr>
+        <w:tc>
+          <w:tcPr>
+            <w:tcW w:type="dxa" w:w="794"/>
+          </w:tcPr>
+          <w:p>
+            <w:r/>
+            <w:r>
+              <w:rPr>
+                <w:sz w:val="20"/>
+              </w:rPr>
+              <w:t>26</w:t>
+            </w:r>
+          </w:p>
+        </w:tc>
+        <w:tc>
+          <w:tcPr>
+            <w:tcW w:type="dxa" w:w="3061"/>
+          </w:tcPr>
+          <w:p>
+            <w:r/>
+            <w:r>
+              <w:rPr>
+                <w:sz w:val="20"/>
+              </w:rPr>
+              <w:t>{OGRENCI26}</w:t>
+            </w:r>
+          </w:p>
+        </w:tc>
+        <w:tc>
+          <w:tcPr>
+            <w:tcW w:type="dxa" w:w="3515"/>
+          </w:tcPr>
+          <w:p>
+            <w:r/>
+            <w:r>
+              <w:rPr>
+                <w:sz w:val="20"/>
+              </w:rPr>
+            </w:r>
+          </w:p>
+        </w:tc>
+        <w:tc>
+          <w:tcPr>
+            <w:tcW w:type="dxa" w:w="1701"/>
+          </w:tcPr>
+          <w:p>
+            <w:r/>
+            <w:r>
+              <w:rPr>
+                <w:sz w:val="20"/>
+              </w:rPr>
+            </w:r>
+          </w:p>
+        </w:tc>
+        <w:tc>
+          <w:tcPr>
+            <w:tcW w:type="dxa" w:w="1134"/>
+          </w:tcPr>
+          <w:p>
+            <w:r/>
+            <w:r>
+              <w:rPr>
+                <w:sz w:val="20"/>
+              </w:rPr>
+            </w:r>
+          </w:p>
+        </w:tc>
+      </w:tr>
+      <w:tr>
+        <w:tc>
+          <w:tcPr>
+            <w:tcW w:type="dxa" w:w="794"/>
+          </w:tcPr>
+          <w:p>
+            <w:r/>
+            <w:r>
+              <w:rPr>
+                <w:sz w:val="20"/>
+              </w:rPr>
+              <w:t>27</w:t>
+            </w:r>
+          </w:p>
+        </w:tc>
+        <w:tc>
+          <w:tcPr>
+            <w:tcW w:type="dxa" w:w="3061"/>
+          </w:tcPr>
+          <w:p>
+            <w:r/>
+            <w:r>
+              <w:rPr>
+                <w:sz w:val="20"/>
+              </w:rPr>
+              <w:t>{OGRENCI27}</w:t>
+            </w:r>
+          </w:p>
+        </w:tc>
+        <w:tc>
+          <w:tcPr>
+            <w:tcW w:type="dxa" w:w="3515"/>
+          </w:tcPr>
+          <w:p>
+            <w:r/>
+            <w:r>
+              <w:rPr>
+                <w:sz w:val="20"/>
+              </w:rPr>
+            </w:r>
+          </w:p>
+        </w:tc>
+        <w:tc>
+          <w:tcPr>
+            <w:tcW w:type="dxa" w:w="1701"/>
+          </w:tcPr>
+          <w:p>
+            <w:r/>
+            <w:r>
+              <w:rPr>
+                <w:sz w:val="20"/>
+              </w:rPr>
+            </w:r>
+          </w:p>
+        </w:tc>
+        <w:tc>
+          <w:tcPr>
+            <w:tcW w:type="dxa" w:w="1134"/>
+          </w:tcPr>
+          <w:p>
+            <w:r/>
+            <w:r>
+              <w:rPr>
+                <w:sz w:val="20"/>
+              </w:rPr>
+            </w:r>
+          </w:p>
+        </w:tc>
+      </w:tr>
+      <w:tr>
+        <w:tc>
+          <w:tcPr>
+            <w:tcW w:type="dxa" w:w="794"/>
+          </w:tcPr>
+          <w:p>
+            <w:r/>
+            <w:r>
+              <w:rPr>
+                <w:sz w:val="20"/>
+              </w:rPr>
+              <w:t>28</w:t>
+            </w:r>
+          </w:p>
+        </w:tc>
+        <w:tc>
+          <w:tcPr>
+            <w:tcW w:type="dxa" w:w="3061"/>
+          </w:tcPr>
+          <w:p>
+            <w:r/>
+            <w:r>
+              <w:rPr>
+                <w:sz w:val="20"/>
+              </w:rPr>
+              <w:t>{OGRENCI28}</w:t>
+            </w:r>
+          </w:p>
+        </w:tc>
+        <w:tc>
+          <w:tcPr>
+            <w:tcW w:type="dxa" w:w="3515"/>
+          </w:tcPr>
+          <w:p>
+            <w:r/>
+            <w:r>
+              <w:rPr>
+                <w:sz w:val="20"/>
+              </w:rPr>
+            </w:r>
+          </w:p>
+        </w:tc>
+        <w:tc>
+          <w:tcPr>
+            <w:tcW w:type="dxa" w:w="1701"/>
+          </w:tcPr>
+          <w:p>
+            <w:r/>
+            <w:r>
+              <w:rPr>
+                <w:sz w:val="20"/>
+              </w:rPr>
+            </w:r>
+          </w:p>
+        </w:tc>
+        <w:tc>
+          <w:tcPr>
+            <w:tcW w:type="dxa" w:w="1134"/>
+          </w:tcPr>
+          <w:p>
+            <w:r/>
+            <w:r>
+              <w:rPr>
+                <w:sz w:val="20"/>
+              </w:rPr>
+            </w:r>
+          </w:p>
+        </w:tc>
+      </w:tr>
+      <w:tr>
+        <w:tc>
+          <w:tcPr>
+            <w:tcW w:type="dxa" w:w="794"/>
+          </w:tcPr>
+          <w:p>
+            <w:r/>
+            <w:r>
+              <w:rPr>
+                <w:sz w:val="20"/>
+              </w:rPr>
+              <w:t>29</w:t>
+            </w:r>
+          </w:p>
+        </w:tc>
+        <w:tc>
+          <w:tcPr>
+            <w:tcW w:type="dxa" w:w="3061"/>
+          </w:tcPr>
+          <w:p>
+            <w:r/>
+            <w:r>
+              <w:rPr>
+                <w:sz w:val="20"/>
+              </w:rPr>
+              <w:t>{OGRENCI29}</w:t>
+            </w:r>
+          </w:p>
+        </w:tc>
+        <w:tc>
+          <w:tcPr>
+            <w:tcW w:type="dxa" w:w="3515"/>
+          </w:tcPr>
+          <w:p>
+            <w:r/>
+            <w:r>
+              <w:rPr>
+                <w:sz w:val="20"/>
+              </w:rPr>
+            </w:r>
+          </w:p>
+        </w:tc>
+        <w:tc>
+          <w:tcPr>
+            <w:tcW w:type="dxa" w:w="1701"/>
+          </w:tcPr>
+          <w:p>
+            <w:r/>
+            <w:r>
+              <w:rPr>
+                <w:sz w:val="20"/>
+              </w:rPr>
+            </w:r>
+          </w:p>
+        </w:tc>
+        <w:tc>
+          <w:tcPr>
+            <w:tcW w:type="dxa" w:w="1134"/>
+          </w:tcPr>
+          <w:p>
+            <w:r/>
+            <w:r>
+              <w:rPr>
+                <w:sz w:val="20"/>
+              </w:rPr>
+            </w:r>
+          </w:p>
+        </w:tc>
+      </w:tr>
+      <w:tr>
+        <w:tc>
+          <w:tcPr>
+            <w:tcW w:type="dxa" w:w="794"/>
+          </w:tcPr>
+          <w:p>
+            <w:r/>
+            <w:r>
+              <w:rPr>
+                <w:sz w:val="20"/>
+              </w:rPr>
+              <w:t>30</w:t>
+            </w:r>
+          </w:p>
+        </w:tc>
+        <w:tc>
+          <w:tcPr>
+            <w:tcW w:type="dxa" w:w="3061"/>
+          </w:tcPr>
+          <w:p>
+            <w:r/>
+            <w:r>
+              <w:rPr>
+                <w:sz w:val="20"/>
+              </w:rPr>
+              <w:t>{OGRENCI30}</w:t>
             </w:r>
           </w:p>
         </w:tc>
